--- a/public/templates/nueva.docx
+++ b/public/templates/nueva.docx
@@ -711,6 +711,8 @@
               <w:rPr>
                 <w:rFonts w:ascii="Arial" w:hAnsi="Arial" w:cs="Arial"/>
                 <w:b/>
+                <w:sz w:val="22"/>
+                <w:szCs w:val="22"/>
               </w:rPr>
               <w:t xml:space="preserve">Proceso / Área: </w:t>
             </w:r>
@@ -718,6 +720,8 @@
               <w:rPr>
                 <w:rFonts w:ascii="Arial" w:hAnsi="Arial" w:cs="Arial"/>
                 <w:b/>
+                <w:sz w:val="22"/>
+                <w:szCs w:val="22"/>
               </w:rPr>
               <w:t>${</w:t>
             </w:r>
@@ -726,6 +730,8 @@
               <w:rPr>
                 <w:rFonts w:ascii="Arial" w:hAnsi="Arial" w:cs="Arial"/>
                 <w:b/>
+                <w:sz w:val="22"/>
+                <w:szCs w:val="22"/>
               </w:rPr>
               <w:t>area</w:t>
             </w:r>
@@ -734,6 +740,8 @@
               <w:rPr>
                 <w:rFonts w:ascii="Arial" w:hAnsi="Arial" w:cs="Arial"/>
                 <w:b/>
+                <w:sz w:val="22"/>
+                <w:szCs w:val="22"/>
               </w:rPr>
               <w:t>}</w:t>
             </w:r>
